--- a/eng/docx/39.content.docx
+++ b/eng/docx/39.content.docx
@@ -136,13 +136,6 @@
         <w:rPr>
           <w:lang w:val="en_US" w:bidi="en_US"/>
         </w:rPr>
-      </w:r>
-      <w:r>
-        <w:rPr>
-          <w:i/>
-          <w:lang w:val="en_US" w:bidi="en_US"/>
-        </w:rPr>
-        <w:t>Malachi 1:1, Malachi 1:2–3, Malachi 1:4–5, Malachi 1:6–7, Malachi 1:8–9, Malachi 1:10–11, Malachi 1:13, Malachi 1:14, Malachi 2:3–4, Malachi 2:7, Malachi 2:8–9, Malachi 2:10–12, Malachi 2:14–15, Malachi 2:15–16, Malachi 2:17, Malachi 3:1, Malachi 3:3, Malachi 3:4–5, Malachi 3:6–7, Malachi 3:7, Malachi 3:8, Malachi 3:10–12, Malachi 3:13–15, Malachi 3:17, Malachi 3:17–18, Malachi 4:1–2, Malachi 4:2, Malachi 4:2–3, Malachi 4:4, Malachi 4:5–6</w:t>
       </w:r>
       <w:r>
         <w:rPr>

--- a/eng/docx/39.content.docx
+++ b/eng/docx/39.content.docx
@@ -123,19 +123,6 @@
           <w:lang w:val="en_US" w:bidi="en_US"/>
         </w:rPr>
         <w:t>MAL</w:t>
-      </w:r>
-      <w:r>
-        <w:rPr>
-          <w:lang w:val="en_US" w:bidi="en_US"/>
-        </w:rPr>
-      </w:r>
-    </w:p>
-    <w:p>
-      <w:pPr/>
-      <w:r>
-        <w:rPr>
-          <w:lang w:val="en_US" w:bidi="en_US"/>
-        </w:rPr>
       </w:r>
       <w:r>
         <w:rPr>

--- a/eng/docx/39.content.docx
+++ b/eng/docx/39.content.docx
@@ -19,7 +19,7 @@
         <w:rPr>
           <w:lang w:val="en_US" w:bidi="en_US"/>
         </w:rPr>
-        <w:t>Resource: Translation Questions (unfoldingWord)</w:t>
+        <w:t>Resource: unfoldingWord® Translation Questions</w:t>
       </w:r>
       <w:r>
         <w:rPr>
@@ -85,7 +85,7 @@
         <w:rPr>
           <w:lang w:val="en_US" w:bidi="en_US"/>
         </w:rPr>
-        <w:t>Translation Questions (unfoldingWord)</w:t>
+        <w:t>unfoldingWord® Translation Questions</w:t>
       </w:r>
     </w:p>
     <w:p>

--- a/eng/docx/39.content.docx
+++ b/eng/docx/39.content.docx
@@ -185,7 +185,7 @@
         <w:rPr>
           <w:lang w:val="en_US" w:bidi="en_US"/>
         </w:rPr>
-        <w:t>Malachi 1:1</w:t>
+        <w:t>Malachi 1:1 (#1)</w:t>
       </w:r>
       <w:r>
         <w:rPr>
@@ -248,7 +248,7 @@
         <w:rPr>
           <w:lang w:val="en_US" w:bidi="en_US"/>
         </w:rPr>
-        <w:t>Malachi 1:2–3</w:t>
+        <w:t>Malachi 1:2–3 (#1)</w:t>
       </w:r>
       <w:r>
         <w:rPr>
@@ -311,7 +311,7 @@
         <w:rPr>
           <w:lang w:val="en_US" w:bidi="en_US"/>
         </w:rPr>
-        <w:t>Malachi 1:4–5</w:t>
+        <w:t>Malachi 1:4–5 (#1)</w:t>
       </w:r>
       <w:r>
         <w:rPr>
@@ -345,7 +345,7 @@
         <w:rPr>
           <w:lang w:val="en_US" w:bidi="en_US"/>
         </w:rPr>
-        <w:t>Israel would respond by saying, “Great is Yahweh beyond the borders of Israel”.</w:t>
+        <w:t>Israel would respond by saying, “Great is Yahweh beyond the borders of Israel.”</w:t>
       </w:r>
       <w:r>
         <w:rPr>
@@ -374,7 +374,7 @@
         <w:rPr>
           <w:lang w:val="en_US" w:bidi="en_US"/>
         </w:rPr>
-        <w:t>Malachi 1:6–7</w:t>
+        <w:t>Malachi 1:6–7 (#1)</w:t>
       </w:r>
       <w:r>
         <w:rPr>
@@ -437,7 +437,7 @@
         <w:rPr>
           <w:lang w:val="en_US" w:bidi="en_US"/>
         </w:rPr>
-        <w:t>Malachi 1:8–9</w:t>
+        <w:t>Malachi 1:8–9 (#1)</w:t>
       </w:r>
       <w:r>
         <w:rPr>
@@ -500,7 +500,7 @@
         <w:rPr>
           <w:lang w:val="en_US" w:bidi="en_US"/>
         </w:rPr>
-        <w:t>Malachi 1:10–11</w:t>
+        <w:t>Malachi 1:10–11 (#1)</w:t>
       </w:r>
       <w:r>
         <w:rPr>
@@ -563,7 +563,7 @@
         <w:rPr>
           <w:lang w:val="en_US" w:bidi="en_US"/>
         </w:rPr>
-        <w:t>Malachi 1:13</w:t>
+        <w:t>Malachi 1:13 (#1)</w:t>
       </w:r>
       <w:r>
         <w:rPr>
@@ -626,7 +626,7 @@
         <w:rPr>
           <w:lang w:val="en_US" w:bidi="en_US"/>
         </w:rPr>
-        <w:t>Malachi 1:14</w:t>
+        <w:t>Malachi 1:14 (#1)</w:t>
       </w:r>
       <w:r>
         <w:rPr>
@@ -689,7 +689,7 @@
         <w:rPr>
           <w:lang w:val="en_US" w:bidi="en_US"/>
         </w:rPr>
-        <w:t>Malachi 2:3–4</w:t>
+        <w:t>Malachi 2:3–4 (#1)</w:t>
       </w:r>
       <w:r>
         <w:rPr>
@@ -752,7 +752,7 @@
         <w:rPr>
           <w:lang w:val="en_US" w:bidi="en_US"/>
         </w:rPr>
-        <w:t>Malachi 2:7</w:t>
+        <w:t>Malachi 2:7 (#1)</w:t>
       </w:r>
       <w:r>
         <w:rPr>
@@ -815,7 +815,7 @@
         <w:rPr>
           <w:lang w:val="en_US" w:bidi="en_US"/>
         </w:rPr>
-        <w:t>Malachi 2:8–9</w:t>
+        <w:t>Malachi 2:8–9 (#1)</w:t>
       </w:r>
       <w:r>
         <w:rPr>
@@ -878,7 +878,7 @@
         <w:rPr>
           <w:lang w:val="en_US" w:bidi="en_US"/>
         </w:rPr>
-        <w:t>Malachi 2:10–12</w:t>
+        <w:t>Malachi 2:10–12 (#1)</w:t>
       </w:r>
       <w:r>
         <w:rPr>
@@ -941,7 +941,7 @@
         <w:rPr>
           <w:lang w:val="en_US" w:bidi="en_US"/>
         </w:rPr>
-        <w:t>Malachi 2:14–15</w:t>
+        <w:t>Malachi 2:14–15 (#1)</w:t>
       </w:r>
       <w:r>
         <w:rPr>
@@ -975,7 +975,7 @@
         <w:rPr>
           <w:lang w:val="en_US" w:bidi="en_US"/>
         </w:rPr>
-        <w:t>Because Israel had been faithless against the wife of his youth.</w:t>
+        <w:t>Because Israel had dealt treacherously with the wife of his youth.</w:t>
       </w:r>
       <w:r>
         <w:rPr>
@@ -1004,7 +1004,7 @@
         <w:rPr>
           <w:lang w:val="en_US" w:bidi="en_US"/>
         </w:rPr>
-        <w:t>Malachi 2:15–16</w:t>
+        <w:t>Malachi 2:15–16 (#1)</w:t>
       </w:r>
       <w:r>
         <w:rPr>
@@ -1067,7 +1067,7 @@
         <w:rPr>
           <w:lang w:val="en_US" w:bidi="en_US"/>
         </w:rPr>
-        <w:t>Malachi 2:17</w:t>
+        <w:t>Malachi 2:17 (#1)</w:t>
       </w:r>
       <w:r>
         <w:rPr>
@@ -1130,7 +1130,7 @@
         <w:rPr>
           <w:lang w:val="en_US" w:bidi="en_US"/>
         </w:rPr>
-        <w:t>Malachi 3:1</w:t>
+        <w:t>Malachi 3:1 (#1)</w:t>
       </w:r>
       <w:r>
         <w:rPr>
@@ -1193,7 +1193,7 @@
         <w:rPr>
           <w:lang w:val="en_US" w:bidi="en_US"/>
         </w:rPr>
-        <w:t>Malachi 3:3</w:t>
+        <w:t>Malachi 3:3 (#1)</w:t>
       </w:r>
       <w:r>
         <w:rPr>
@@ -1256,7 +1256,7 @@
         <w:rPr>
           <w:lang w:val="en_US" w:bidi="en_US"/>
         </w:rPr>
-        <w:t>Malachi 3:4–5</w:t>
+        <w:t>Malachi 3:4–5 (#1)</w:t>
       </w:r>
       <w:r>
         <w:rPr>
@@ -1319,7 +1319,7 @@
         <w:rPr>
           <w:lang w:val="en_US" w:bidi="en_US"/>
         </w:rPr>
-        <w:t>Malachi 3:6–7</w:t>
+        <w:t>Malachi 3:6–7 (#1)</w:t>
       </w:r>
       <w:r>
         <w:rPr>
@@ -1382,7 +1382,7 @@
         <w:rPr>
           <w:lang w:val="en_US" w:bidi="en_US"/>
         </w:rPr>
-        <w:t>Malachi 3:7</w:t>
+        <w:t>Malachi 3:7 (#1)</w:t>
       </w:r>
       <w:r>
         <w:rPr>
@@ -1445,7 +1445,7 @@
         <w:rPr>
           <w:lang w:val="en_US" w:bidi="en_US"/>
         </w:rPr>
-        <w:t>Malachi 3:8</w:t>
+        <w:t>Malachi 3:8 (#1)</w:t>
       </w:r>
       <w:r>
         <w:rPr>
@@ -1508,7 +1508,7 @@
         <w:rPr>
           <w:lang w:val="en_US" w:bidi="en_US"/>
         </w:rPr>
-        <w:t>Malachi 3:10–12</w:t>
+        <w:t>Malachi 3:10–12 (#1)</w:t>
       </w:r>
       <w:r>
         <w:rPr>
@@ -1571,7 +1571,7 @@
         <w:rPr>
           <w:lang w:val="en_US" w:bidi="en_US"/>
         </w:rPr>
-        <w:t>Malachi 3:13–15</w:t>
+        <w:t>Malachi 3:13–15 (#1)</w:t>
       </w:r>
       <w:r>
         <w:rPr>
@@ -1634,7 +1634,7 @@
         <w:rPr>
           <w:lang w:val="en_US" w:bidi="en_US"/>
         </w:rPr>
-        <w:t>Malachi 3:17</w:t>
+        <w:t>Malachi 3:17 (#1)</w:t>
       </w:r>
       <w:r>
         <w:rPr>
@@ -1697,7 +1697,7 @@
         <w:rPr>
           <w:lang w:val="en_US" w:bidi="en_US"/>
         </w:rPr>
-        <w:t>Malachi 3:17–18</w:t>
+        <w:t>Malachi 3:17–18 (#1)</w:t>
       </w:r>
       <w:r>
         <w:rPr>
@@ -1760,7 +1760,7 @@
         <w:rPr>
           <w:lang w:val="en_US" w:bidi="en_US"/>
         </w:rPr>
-        <w:t>Malachi 4:1–2</w:t>
+        <w:t>Malachi 4:1–2 (#1)</w:t>
       </w:r>
       <w:r>
         <w:rPr>
@@ -1823,7 +1823,7 @@
         <w:rPr>
           <w:lang w:val="en_US" w:bidi="en_US"/>
         </w:rPr>
-        <w:t>Malachi 4:2</w:t>
+        <w:t>Malachi 4:2 (#1)</w:t>
       </w:r>
       <w:r>
         <w:rPr>
@@ -1886,7 +1886,7 @@
         <w:rPr>
           <w:lang w:val="en_US" w:bidi="en_US"/>
         </w:rPr>
-        <w:t>Malachi 4:2–3</w:t>
+        <w:t>Malachi 4:2–3 (#1)</w:t>
       </w:r>
       <w:r>
         <w:rPr>
@@ -1949,7 +1949,7 @@
         <w:rPr>
           <w:lang w:val="en_US" w:bidi="en_US"/>
         </w:rPr>
-        <w:t>Malachi 4:4</w:t>
+        <w:t>Malachi 4:4 (#1)</w:t>
       </w:r>
       <w:r>
         <w:rPr>
@@ -1983,7 +1983,7 @@
         <w:rPr>
           <w:lang w:val="en_US" w:bidi="en_US"/>
         </w:rPr>
-        <w:t>He commanded them to obey the law of his servant Moses.</w:t>
+        <w:t>He commanded them to remember and obey the law of his servant Moses.</w:t>
       </w:r>
       <w:r>
         <w:rPr>
@@ -2012,7 +2012,7 @@
         <w:rPr>
           <w:lang w:val="en_US" w:bidi="en_US"/>
         </w:rPr>
-        <w:t>Malachi 4:5–6</w:t>
+        <w:t>Malachi 4:5–6 (#1)</w:t>
       </w:r>
       <w:r>
         <w:rPr>

--- a/eng/docx/39.content.docx
+++ b/eng/docx/39.content.docx
@@ -1276,7 +1276,7 @@
           <w:b/>
           <w:lang w:val="en_US" w:bidi="en_US"/>
         </w:rPr>
-        <w:t>After the offerings of Judah and Jerusalem were pleasing to Yahweh through the purification of Levi’s sons, would would Yahweh do?</w:t>
+        <w:t>After the offerings of Judah and Jerusalem were pleasing to Yahweh through the purification of Levi’s sons, what would Yahweh do?</w:t>
       </w:r>
     </w:p>
     <w:p>
